--- a/Book/征文.docx
+++ b/Book/征文.docx
@@ -6,7 +6,6 @@
       <w:pPr>
         <w:jc w:val="center"/>
         <w:rPr>
-          <w:rFonts w:hint="eastAsia"/>
           <w:b/>
           <w:bCs/>
           <w:sz w:val="36"/>
@@ -21,7 +20,7 @@
           <w:sz w:val="36"/>
           <w:szCs w:val="36"/>
         </w:rPr>
-        <w:t>新质生产力 高质量发展</w:t>
+        <w:t>探讨实体经济和数字经济深度融合制度</w:t>
       </w:r>
     </w:p>
     <w:p>
@@ -29,33 +28,41 @@
         <w:jc w:val="center"/>
         <w:rPr>
           <w:rFonts w:hint="eastAsia"/>
-          <w:sz w:val="20"/>
-          <w:szCs w:val="20"/>
+          <w:b/>
+          <w:bCs/>
+          <w:sz w:val="36"/>
+          <w:szCs w:val="36"/>
         </w:rPr>
       </w:pPr>
       <w:r>
         <w:rPr>
           <w:rFonts w:hint="eastAsia"/>
-          <w:sz w:val="20"/>
-          <w:szCs w:val="20"/>
-        </w:rPr>
-        <w:t xml:space="preserve">曹奕伦 22300240008 计算机科学与技术 </w:t>
-      </w:r>
-      <w:r>
-        <w:rPr>
-          <w:rFonts w:hint="eastAsia"/>
-          <w:sz w:val="20"/>
-          <w:szCs w:val="20"/>
-        </w:rPr>
-        <w:t>20</w:t>
-      </w:r>
-      <w:r>
-        <w:rPr>
-          <w:rFonts w:hint="eastAsia"/>
-          <w:sz w:val="20"/>
-          <w:szCs w:val="20"/>
-        </w:rPr>
-        <w:t>22级</w:t>
+          <w:b/>
+          <w:bCs/>
+          <w:sz w:val="36"/>
+          <w:szCs w:val="36"/>
+        </w:rPr>
+        <w:t>的提出背景与</w:t>
+      </w:r>
+      <w:r>
+        <w:rPr>
+          <w:rFonts w:hint="eastAsia"/>
+          <w:b/>
+          <w:bCs/>
+          <w:sz w:val="36"/>
+          <w:szCs w:val="36"/>
+        </w:rPr>
+        <w:t>取得</w:t>
+      </w:r>
+      <w:r>
+        <w:rPr>
+          <w:rFonts w:hint="eastAsia"/>
+          <w:b/>
+          <w:bCs/>
+          <w:sz w:val="36"/>
+          <w:szCs w:val="36"/>
+        </w:rPr>
+        <w:t>成果</w:t>
       </w:r>
     </w:p>
     <w:p>
@@ -73,7 +80,23 @@
           <w:sz w:val="20"/>
           <w:szCs w:val="20"/>
         </w:rPr>
-        <w:t>摘要：</w:t>
+        <w:t xml:space="preserve">曹奕伦 22300240008 计算机科学与技术 </w:t>
+      </w:r>
+      <w:r>
+        <w:rPr>
+          <w:rFonts w:hint="eastAsia"/>
+          <w:sz w:val="20"/>
+          <w:szCs w:val="20"/>
+        </w:rPr>
+        <w:t>20</w:t>
+      </w:r>
+      <w:r>
+        <w:rPr>
+          <w:rFonts w:hint="eastAsia"/>
+          <w:sz w:val="20"/>
+          <w:szCs w:val="20"/>
+        </w:rPr>
+        <w:t>22级</w:t>
       </w:r>
     </w:p>
     <w:p>
@@ -91,88 +114,78 @@
           <w:sz w:val="20"/>
           <w:szCs w:val="20"/>
         </w:rPr>
-        <w:t>关键词：</w:t>
-      </w:r>
-      <w:r>
-        <w:rPr>
-          <w:rFonts w:hint="eastAsia"/>
-          <w:sz w:val="20"/>
-          <w:szCs w:val="20"/>
-        </w:rPr>
-        <w:t>中国式现代化、</w:t>
-      </w:r>
-      <w:r>
-        <w:rPr>
-          <w:rFonts w:hint="eastAsia"/>
-          <w:sz w:val="20"/>
-          <w:szCs w:val="20"/>
-        </w:rPr>
-        <w:t>高质量发展、</w:t>
-      </w:r>
-      <w:r>
-        <w:rPr>
-          <w:sz w:val="20"/>
-          <w:szCs w:val="20"/>
-        </w:rPr>
-        <w:t>新质生产力</w:t>
-      </w:r>
-      <w:r>
-        <w:rPr>
-          <w:rFonts w:hint="eastAsia"/>
-          <w:sz w:val="20"/>
-          <w:szCs w:val="20"/>
-        </w:rPr>
-        <w:t>、</w:t>
-      </w:r>
-      <w:r>
-        <w:rPr>
-          <w:sz w:val="20"/>
-          <w:szCs w:val="20"/>
-        </w:rPr>
-        <w:t>实体经济</w:t>
-      </w:r>
-      <w:r>
-        <w:rPr>
-          <w:rFonts w:hint="eastAsia"/>
-          <w:sz w:val="20"/>
-          <w:szCs w:val="20"/>
-        </w:rPr>
-        <w:t>、</w:t>
-      </w:r>
-      <w:r>
-        <w:rPr>
-          <w:sz w:val="20"/>
-          <w:szCs w:val="20"/>
-        </w:rPr>
-        <w:t>数字经济</w:t>
+        <w:t>摘要：</w:t>
       </w:r>
     </w:p>
     <w:p>
       <w:pPr>
-        <w:rPr>
-          <w:rFonts w:hint="eastAsia"/>
-          <w:szCs w:val="22"/>
+        <w:jc w:val="center"/>
+        <w:rPr>
+          <w:rFonts w:hint="eastAsia"/>
+          <w:sz w:val="20"/>
+          <w:szCs w:val="20"/>
         </w:rPr>
       </w:pPr>
       <w:r>
         <w:rPr>
-          <w:sz w:val="28"/>
-          <w:szCs w:val="28"/>
-        </w:rPr>
-        <w:tab/>
-      </w:r>
-      <w:r>
-        <w:rPr>
-          <w:rFonts w:hint="eastAsia"/>
-          <w:szCs w:val="22"/>
-        </w:rPr>
-        <w:t>党的二十届三中全会</w:t>
-      </w:r>
-      <w:r>
-        <w:rPr>
-          <w:szCs w:val="22"/>
-        </w:rPr>
-        <w:t>提出，高质量发展是全面建设社会主义现代化国家的首要任务。必须以新发展理念引领改革，立足新发展阶段，深化供给侧结构性改革，完善推动高质量发展激励约束机制，塑造发展新动能新优势。要健全因地制宜发展新质生产力体制机制，健全促进实体经济和数字经济深度融合制度，完善发展服务业体制机制，健全现代化基础设施建设体制机制，健全提升产业链供应链韧性和安全水平制度。</w:t>
+          <w:rFonts w:hint="eastAsia"/>
+          <w:sz w:val="20"/>
+          <w:szCs w:val="20"/>
+        </w:rPr>
+        <w:t>关键词：</w:t>
+      </w:r>
+      <w:r>
+        <w:rPr>
+          <w:rFonts w:hint="eastAsia"/>
+          <w:sz w:val="20"/>
+          <w:szCs w:val="20"/>
+        </w:rPr>
+        <w:t>中国式现代化、</w:t>
+      </w:r>
+      <w:r>
+        <w:rPr>
+          <w:rFonts w:hint="eastAsia"/>
+          <w:sz w:val="20"/>
+          <w:szCs w:val="20"/>
+        </w:rPr>
+        <w:t>高质量发展、</w:t>
+      </w:r>
+      <w:r>
+        <w:rPr>
+          <w:sz w:val="20"/>
+          <w:szCs w:val="20"/>
+        </w:rPr>
+        <w:t>新质生产力</w:t>
+      </w:r>
+      <w:r>
+        <w:rPr>
+          <w:rFonts w:hint="eastAsia"/>
+          <w:sz w:val="20"/>
+          <w:szCs w:val="20"/>
+        </w:rPr>
+        <w:t>、</w:t>
+      </w:r>
+      <w:r>
+        <w:rPr>
+          <w:sz w:val="20"/>
+          <w:szCs w:val="20"/>
+        </w:rPr>
+        <w:t>实体经济</w:t>
+      </w:r>
+      <w:r>
+        <w:rPr>
+          <w:rFonts w:hint="eastAsia"/>
+          <w:sz w:val="20"/>
+          <w:szCs w:val="20"/>
+        </w:rPr>
+        <w:t>、</w:t>
+      </w:r>
+      <w:r>
+        <w:rPr>
+          <w:sz w:val="20"/>
+          <w:szCs w:val="20"/>
+        </w:rPr>
+        <w:t>数字经济</w:t>
       </w:r>
     </w:p>
     <w:p>
@@ -184,7 +197,8 @@
       </w:pPr>
       <w:r>
         <w:rPr>
-          <w:szCs w:val="22"/>
+          <w:sz w:val="28"/>
+          <w:szCs w:val="28"/>
         </w:rPr>
         <w:tab/>
       </w:r>
@@ -193,46 +207,13 @@
           <w:rFonts w:hint="eastAsia"/>
           <w:szCs w:val="22"/>
         </w:rPr>
-        <w:t>推进中国式现代化必须走高质量发展之路</w:t>
-      </w:r>
-      <w:r>
-        <w:rPr>
-          <w:rFonts w:hint="eastAsia"/>
-          <w:szCs w:val="22"/>
-        </w:rPr>
-        <w:t>。</w:t>
-      </w:r>
-      <w:r>
-        <w:rPr>
-          <w:szCs w:val="22"/>
-        </w:rPr>
-        <w:t>习近平总书记在党的二十大报告中指出</w:t>
-      </w:r>
-      <w:r>
-        <w:rPr>
-          <w:rFonts w:hint="eastAsia"/>
-          <w:szCs w:val="22"/>
-        </w:rPr>
-        <w:t>：</w:t>
-      </w:r>
-      <w:r>
-        <w:rPr>
-          <w:szCs w:val="22"/>
-        </w:rPr>
-        <w:t>“高质量发展是全面建设社会主义现代化国家的首要任务”</w:t>
-      </w:r>
-      <w:r>
-        <w:rPr>
-          <w:rFonts w:hint="eastAsia"/>
-          <w:szCs w:val="22"/>
-        </w:rPr>
-        <w:t>。目前</w:t>
-      </w:r>
-      <w:r>
-        <w:rPr>
-          <w:szCs w:val="22"/>
-        </w:rPr>
-        <w:t>我国经济已由高速增长阶段转向高质量发展阶段，正处在转变发展方式、优化经济结构、转换增长动力的攻关期，建设现代化经济体系是跨越关口的迫切要求和我国发展的战略目标。我国正处于转变发展方式的关键阶段，劳动力成本上升、资源环境约束增大、粗放的发展方式难以为继，经济循环不畅问题十分突出。同时，世界新一轮科技革命和产业变革方兴未艾、多点突破。我们必须推动高质量发展，以适应科技新变化、人民新需要，形成优质高效多样化的供给体系，提供更多优质产品和服务。这样，供求才能在新的水平上实现均衡，我国经济才能持续健康发展。这是适应我国社会主要矛盾变化和全面建成小康社会、全面建设社会主义现代化国家的必然要求。我国社会主要矛盾发生了重大变化，我国经济发展阶段也在发生历史性变化，不平衡不充分的发展就是发展质量不高的表现。解决我国社会的主要矛盾，必须推动高质量发展。我们要重视量的发展，但更要重视解决质的问题，在质的大幅提升中实现量的有效增长。上世纪60年代以来，全球100多个中等收入经济体中只有十几个成功进入高收入经济体。那些取得成功的国家，就是在经历高速增长阶段后实现了经济发展从量的扩张转向质的提高。那些徘徊不前甚至倒退的国家，就是没有实现这种根本性转变。经济发展是一个螺旋式上升的过程，上升不是线性的，量积累到一定阶段，必须转向质的提升，我国经济发展也要遵循这一规律。</w:t>
+        <w:t>党的二十届三中全会</w:t>
+      </w:r>
+      <w:r>
+        <w:rPr>
+          <w:szCs w:val="22"/>
+        </w:rPr>
+        <w:t>提出，高质量发展是全面建设社会主义现代化国家的首要任务。必须以新发展理念引领改革，立足新发展阶段，深化供给侧结构性改革，完善推动高质量发展激励约束机制，塑造发展新动能新优势。要健全因地制宜发展新质生产力体制机制，健全促进实体经济和数字经济深度融合制度，完善发展服务业体制机制，健全现代化基础设施建设体制机制，健全提升产业链供应链韧性和安全水平制度。</w:t>
       </w:r>
     </w:p>
     <w:p>
@@ -251,36 +232,124 @@
       <w:r>
         <w:rPr>
           <w:rFonts w:hint="eastAsia"/>
-          <w:szCs w:val="22"/>
-        </w:rPr>
-        <w:t>发展新质生产力是推动高质量发展的内在要求和重要着力点</w:t>
-      </w:r>
-      <w:r>
-        <w:rPr>
-          <w:rFonts w:hint="eastAsia"/>
-          <w:szCs w:val="22"/>
-        </w:rPr>
-        <w:t>。</w:t>
-      </w:r>
-      <w:r>
-        <w:rPr>
-          <w:szCs w:val="22"/>
-        </w:rPr>
-        <w:t>生产力是人类社会发展的根本动力，也是一切社会变迁和政治变革的终极原因。高质量发展需要新的生产力理论来指导，而新质生产力已经在实践中形成并展示出对高质量发展的强劲推动力、支撑力，需要我们从理论上进行总结、概括，用以指导新的发展实践。新质生产力是创新起主导作用，摆脱传统经济增长方式、生产力发展路径，具有高科技、高效能、高质量特征，符合新发展理念的先进生产力质态。它由技术革命性突破、生产要素创新性配置、产业深度转型升级而催生，以劳动者、劳动资料、劳动对象及其优化</w:t>
-      </w:r>
-      <w:r>
-        <w:rPr>
-          <w:szCs w:val="22"/>
-        </w:rPr>
-        <w:lastRenderedPageBreak/>
-        <w:t>组合的跃升为基本内涵，以全要素生产率大幅提升为核心标志，特点是创新，关键在质优，本质是先进生产力。新质生产力的显著特点是创新，既包括技术和业态模式层面的创新，也包括管理和制度层面的创新。必须继续做好创新这篇大文章，推动新质生产力加快发展。新质生产力主要由技术革命性突破催生而成。科技创新能够催生新产业、新模式、新动能，是发展新质生产力的核心要素。这就要求我们加强科技创新特别是原创性、颠覆性科技创新，加快实现高水平科技自立自强。要深入实施科教兴国战略、人才强国战略、创新驱动发展战略，坚持“四个面向”，强化国家战略科技力量，有组织推进战略导向的原创性、基础性研究。要聚焦国家战略和经济社会发展现实需要，以关键共性技术、前沿引领技术、现代工程技术、颠覆性技术创新为突破口，充分发挥新型举国体制优势，打好关键核心技术攻坚战，使原创性、颠覆性科技创新成果竞相涌现，培育发展新质生产力的新动能。科技成果转化为现实生产力，表现形式为催生新产业、推动产业深度转型升级。因此，我们要及时将科技创新成果应用到具体产业和产业链上，改造提升传统产业，培育壮大新兴产业，布局建设未来产业，完善现代化产业体系。要围绕发展新质生产力布局产业链，推动短板产业补链、优势产业延链、传统产业升链、新兴产业建链，提升产业链供应链韧性和安全水平，保证产业体系自主可控、安全可靠。要围绕推进新型工业化和加快建设制造强国、质量强国、网络强国、数字中国等战略任务，科学布局科技创新、产业创新。要大力发展数字经济，促进数字经济和实体经济深度融合，打造具有国际竞争力的数字产业集群。要围绕建设农业强国目标，加大种业、农机等科技创新和创新成果应用，用创新科技推进现代农业发展，保障国家粮食安全。绿色发展是高质量发展的底色，新质生产力本身就是绿色生产力。我们必须加快发展方式绿色转型，助力碳达峰碳中和。要牢固树立和践行绿水青山就是金山银山的理念，坚定不移走生态优先、绿色发展之路。加快绿色科技创新和先进绿色技术推广应用，做强绿色制造业，发展绿色服务业，壮大绿色能源产业，发展绿色低碳产业和供应链，构建绿色低碳循环经济体系。持续优化支持绿色低碳发展的经济政策工具箱，发挥绿色金融的牵引作用，打造高效生态绿色产业集群。同时，在全社会大力倡导绿色健康生活方式。生产关系必须与生产力发展要求相适应。发展新质生产力，必须进一步全面深化改革，形成与之相适应的新型生产关系。新质生产力既需要政府超前规划引导、科学政策支持，也需要市场机制调节、企业等微观主体不断创新，是政府“有形之手”和市场“无形之手”共同培育和驱动形成的。因此，要深化经济体制、科技体制等改革，着力打通束缚新质生产力发展的堵点卡点，建立高标准市场体系，创新生产要素配置方式，让各类先进优质生产要素向发展新质生产力顺畅流动。同时，要扩大高水平对外开放，为发展新质生产力营造良好国际环境。要按照发展新质生产力要求，畅通教育、科技、人才的良性循环，完善人才培养、引进、使用、合理流动的工作机制。要根据科技发展新趋势，优化高等学校学科设置、人才培养模式，为发展新质生产力、推动高质量发展培养急需人才。要着力培养造就战略科学家、一流科技领军人才和创新团队，着力培养造就卓越工程师、大国工匠，加强劳动者技能培训，不断提高各类人才素质。要健全要素参与收入分配机制，激发劳动、知识、技术、管理、资本和数据等生产要素活力，更好</w:t>
-      </w:r>
-      <w:r>
-        <w:rPr>
-          <w:szCs w:val="22"/>
-        </w:rPr>
-        <w:lastRenderedPageBreak/>
-        <w:t>体现知识、技术、人才的市场价值，营造鼓励创新、宽容失败的良好氛围。</w:t>
+          <w:b/>
+          <w:bCs/>
+          <w:szCs w:val="22"/>
+        </w:rPr>
+        <w:t>高质量发展</w:t>
+      </w:r>
+      <w:r>
+        <w:rPr>
+          <w:rFonts w:hint="eastAsia"/>
+          <w:b/>
+          <w:bCs/>
+          <w:szCs w:val="22"/>
+        </w:rPr>
+        <w:t>是</w:t>
+      </w:r>
+      <w:r>
+        <w:rPr>
+          <w:rFonts w:hint="eastAsia"/>
+          <w:b/>
+          <w:bCs/>
+          <w:szCs w:val="22"/>
+        </w:rPr>
+        <w:t>推进中国式现代化</w:t>
+      </w:r>
+      <w:r>
+        <w:rPr>
+          <w:rFonts w:hint="eastAsia"/>
+          <w:b/>
+          <w:bCs/>
+          <w:szCs w:val="22"/>
+        </w:rPr>
+        <w:t>的</w:t>
+      </w:r>
+      <w:r>
+        <w:rPr>
+          <w:rFonts w:hint="eastAsia"/>
+          <w:b/>
+          <w:bCs/>
+          <w:szCs w:val="22"/>
+        </w:rPr>
+        <w:t>必</w:t>
+      </w:r>
+      <w:r>
+        <w:rPr>
+          <w:rFonts w:hint="eastAsia"/>
+          <w:b/>
+          <w:bCs/>
+          <w:szCs w:val="22"/>
+        </w:rPr>
+        <w:t>由</w:t>
+      </w:r>
+      <w:r>
+        <w:rPr>
+          <w:rFonts w:hint="eastAsia"/>
+          <w:b/>
+          <w:bCs/>
+          <w:szCs w:val="22"/>
+        </w:rPr>
+        <w:t>之路。</w:t>
+      </w:r>
+      <w:r>
+        <w:rPr>
+          <w:rFonts w:hint="eastAsia"/>
+          <w:szCs w:val="22"/>
+        </w:rPr>
+        <w:t>习近平总书记提出，</w:t>
+      </w:r>
+      <w:r>
+        <w:rPr>
+          <w:rFonts w:hint="eastAsia"/>
+          <w:szCs w:val="22"/>
+        </w:rPr>
+        <w:t>目前</w:t>
+      </w:r>
+      <w:r>
+        <w:rPr>
+          <w:szCs w:val="22"/>
+        </w:rPr>
+        <w:t>我国经济已由高速增长阶段转向高质量发展阶段，劳动力成本上升、资源环境约束增大、粗放的发展方式难以为继，经济循环不畅</w:t>
+      </w:r>
+      <w:r>
+        <w:rPr>
+          <w:rFonts w:hint="eastAsia"/>
+          <w:szCs w:val="22"/>
+        </w:rPr>
+        <w:t>等潜在矛盾逐渐</w:t>
+      </w:r>
+      <w:r>
+        <w:rPr>
+          <w:szCs w:val="22"/>
+        </w:rPr>
+        <w:t>突出</w:t>
+      </w:r>
+      <w:r>
+        <w:rPr>
+          <w:rFonts w:hint="eastAsia"/>
+          <w:szCs w:val="22"/>
+        </w:rPr>
+        <w:t>；</w:t>
+      </w:r>
+      <w:r>
+        <w:rPr>
+          <w:szCs w:val="22"/>
+        </w:rPr>
+        <w:t>同时世界新一轮科技革命和产业变革方兴未艾、多点突破。我们必须推动高质量发展，以适应科技新变化、人民新需要，形成优质高效多样化的供给体系，提供更多优质产品和服务。这样，供求才能在新的水平上实现均衡，我国经济才能持续健康发展。</w:t>
+      </w:r>
+      <w:r>
+        <w:rPr>
+          <w:rFonts w:hint="eastAsia"/>
+          <w:szCs w:val="22"/>
+        </w:rPr>
+        <w:t>并且</w:t>
+      </w:r>
+      <w:r>
+        <w:rPr>
+          <w:szCs w:val="22"/>
+        </w:rPr>
+        <w:t>我国社会主要矛盾发生了重大变化，我国经济发展阶段也在发生历史性变化，不平衡不充分的发展就是发展质量不高的表现。解决我国社会的主要矛盾，必须推动高质量发展。我们要重视量的发展，但更要重视解决质的问题，在质的大幅提升中实现量的有效增长。上世纪60年代以来，全球100多个中等收入经济体中只有十几个成功进入高收入经济体。那些取得成功的国家，就是在经历高速增长阶段后实现了经济发展从量的扩张转向质的提高。那些徘徊不前甚至倒退的国家，就是没有实现这种根本性转变。经济发展是一个螺旋式上升的过程，上升不是线性的，量积累到一定阶段，必须转向质的提升，我国经济发展也要遵循这一规律。</w:t>
       </w:r>
     </w:p>
     <w:p>
@@ -298,37 +367,24 @@
       <w:r>
         <w:rPr>
           <w:rFonts w:hint="eastAsia"/>
-          <w:szCs w:val="22"/>
-        </w:rPr>
-        <w:t>促进数字经济和实体经济深度融合</w:t>
-      </w:r>
-      <w:r>
-        <w:rPr>
-          <w:rFonts w:hint="eastAsia"/>
-          <w:szCs w:val="22"/>
-        </w:rPr>
-        <w:t>，</w:t>
-      </w:r>
-      <w:r>
-        <w:rPr>
-          <w:rFonts w:hint="eastAsia"/>
-          <w:szCs w:val="22"/>
-        </w:rPr>
-        <w:t>助力新质生产力加快形成和发展</w:t>
-      </w:r>
-      <w:r>
-        <w:rPr>
-          <w:rFonts w:hint="eastAsia"/>
-          <w:szCs w:val="22"/>
-        </w:rPr>
-        <w:t>。</w:t>
-      </w:r>
-      <w:r>
-        <w:rPr>
-          <w:rFonts w:hint="eastAsia"/>
-          <w:szCs w:val="22"/>
-        </w:rPr>
-        <w:t>随着经济环境和国际形势的不断变化，数字经济和实体经济深度融合的时代内涵不断更迭。数字经济和实体经济深度融合不是简单地将现代数字技术应用到实体经济，而是要和中国式现代化的任务要求融合在一起。数字产业化和产业数字化的协同转型发展应基于数字产业规模化高质量发展和实体产业现代化转型升级的产业变革需要，抓住新发展格局中的主要矛盾及战略重点，不断推进数字经济和实体经济融合发展、转型升级。数字经济是以数据资源为关键要素，以现代信息网络为主要载体，以信息通信技术融合应用、全要素数字化转型为重要推动力的新经济形态。数字产业化是数字经济和实体经济深度融合重要的技术来源和产业阵地。在数字产业化进程中加快推动自主创新，有利于数字技术的迭代演进与创新扩散，为促进数字经济和实体经济深度融合夯实科技根基。</w:t>
+          <w:b/>
+          <w:bCs/>
+          <w:szCs w:val="22"/>
+        </w:rPr>
+        <w:t>发展新质生产力是推动高质量发展的内在要求和重要着力点。</w:t>
+      </w:r>
+      <w:r>
+        <w:rPr>
+          <w:rFonts w:hint="eastAsia"/>
+          <w:szCs w:val="22"/>
+        </w:rPr>
+        <w:t>习近平总书记提出，</w:t>
+      </w:r>
+      <w:r>
+        <w:rPr>
+          <w:szCs w:val="22"/>
+        </w:rPr>
+        <w:t>生产力是人类社会发展的根本动力，也是一切社会变迁和政治变革的终极原因。高质量发展需要新的生产力理论来指导，而新质生产力已经在实践中形成并展示出对高质量发展的强劲推动力、支撑力，需要我们从理论上进行总结、概括，用以指导新的发展实践。新质生产力是创新起主导作用，摆脱传统经济增长方式、生产力发展路径，具有高科技、高效能、高质量特征，符合新发展理念的先进生产力质态。它由技术革命性突破、生产要素创新性配置、产业深度转型升级而催生，以劳动者、劳动资料、劳动对象及其优化组合的跃升为基本内涵，以全要素生产率大幅提升为核心标志，特点是创新，关键在质优，本质是先进生产力。</w:t>
       </w:r>
     </w:p>
     <w:p>
@@ -340,10 +396,71 @@
       </w:pPr>
       <w:r>
         <w:rPr>
-          <w:rFonts w:hint="eastAsia"/>
-          <w:szCs w:val="22"/>
-        </w:rPr>
-        <w:t>聚焦数字产业集群建设，提升数字产业化竞争力。数字产业集群作为数字产业发展演进的重要形态，是推动数字经济快速发展的关键动力和重要支撑。当前，我国数字核心产业发展迅速，但产业集群能级跃升迫在眉睫。推动人工智能、工业互联网、高端芯片、高端工业软件等战略性新兴产业集群发展，可以发挥专业化分工、产业间协同的作用，构建更为高效的创新链、产业链、供应链，有效降低创新研发投资成本，优化资源配置并促进生产要素合理流动。通过顶层设计，加强数字基础设施建设，全面提升数字产业化发展的整体性、系统性、协同性，为数字经济和实体经济深度融合提供基础保障。</w:t>
+          <w:szCs w:val="22"/>
+        </w:rPr>
+        <w:lastRenderedPageBreak/>
+        <w:tab/>
+      </w:r>
+      <w:r>
+        <w:rPr>
+          <w:rFonts w:hint="eastAsia"/>
+          <w:b/>
+          <w:bCs/>
+          <w:szCs w:val="22"/>
+        </w:rPr>
+        <w:t>促进数字经济和实体经济深度融合，</w:t>
+      </w:r>
+      <w:r>
+        <w:rPr>
+          <w:rFonts w:hint="eastAsia"/>
+          <w:b/>
+          <w:bCs/>
+          <w:szCs w:val="22"/>
+        </w:rPr>
+        <w:t>能够有效</w:t>
+      </w:r>
+      <w:r>
+        <w:rPr>
+          <w:rFonts w:hint="eastAsia"/>
+          <w:b/>
+          <w:bCs/>
+          <w:szCs w:val="22"/>
+        </w:rPr>
+        <w:t>支持</w:t>
+      </w:r>
+      <w:r>
+        <w:rPr>
+          <w:rFonts w:hint="eastAsia"/>
+          <w:b/>
+          <w:bCs/>
+          <w:szCs w:val="22"/>
+        </w:rPr>
+        <w:t>新质生产力加快形成</w:t>
+      </w:r>
+      <w:r>
+        <w:rPr>
+          <w:rFonts w:hint="eastAsia"/>
+          <w:b/>
+          <w:bCs/>
+          <w:szCs w:val="22"/>
+        </w:rPr>
+        <w:t>与</w:t>
+      </w:r>
+      <w:r>
+        <w:rPr>
+          <w:rFonts w:hint="eastAsia"/>
+          <w:b/>
+          <w:bCs/>
+          <w:szCs w:val="22"/>
+        </w:rPr>
+        <w:t>发展。</w:t>
+      </w:r>
+      <w:r>
+        <w:rPr>
+          <w:rFonts w:hint="eastAsia"/>
+          <w:szCs w:val="22"/>
+        </w:rPr>
+        <w:t>随着经济环境和国际形势的不断变化，数字经济和实体经济深度融合的时代内涵不断更迭。数字经济和实体经济深度融合不是简单地将现代数字技术应用到实体经济，而是要和中国式现代化的任务要求融合在一起。数字产业化和产业数字化的协同转型发展应基于数字产业规模化高质量发展和实体产业现代化转型升级的产业变革需要，抓住新发展格局中的主要矛盾及战略重点，不断推进数字经济和实体经济融合发展、转型升级。数字经济是以数据资源为关键要素，以现代信息网络为主要载体，以信息通信技术融合应用、全要素数字化转型为重要推动力的新经济形态。数字产业化是数字经济和实体经济深度融合重要的技术来源和产业阵地。在数字产业化进程中加快推动自主创新，有利于数字技术的迭代演进与创新扩散，为促进数字经济和实体经济深度融合夯实科技根基。</w:t>
       </w:r>
     </w:p>
     <w:p>
@@ -355,25 +472,736 @@
       </w:pPr>
       <w:r>
         <w:rPr>
-          <w:rFonts w:hint="eastAsia"/>
-          <w:szCs w:val="22"/>
-        </w:rPr>
-        <w:t>聚焦关键核心技术开拓创新，提升数字产业化的创新能力。保障云计算、人工智能、5G/6G等关键核心数字技术的自主化、规模化、创新型发展，深化数字产业支撑引领作用。瞄准全球数字技术基础前沿和关键核心技术，助力现代化基础设施体系建设。加快前沿技术研发和深化应用等方面的前瞻性布局，全面、系统地考察技术创新投资的商业价值、产业价值和社会价值，形成梯度有序、良性竞争的激励机制，确保人才、资金、数据等要素向数字产业领域集聚，助力数字产业积极融入国家战略，积聚力量进行原创性、引领性数字技术攻关。</w:t>
+          <w:szCs w:val="22"/>
+        </w:rPr>
+        <w:tab/>
+      </w:r>
+      <w:r>
+        <w:rPr>
+          <w:rFonts w:hint="eastAsia"/>
+          <w:b/>
+          <w:bCs/>
+          <w:szCs w:val="22"/>
+        </w:rPr>
+        <w:t>数实融合助力</w:t>
+      </w:r>
+      <w:r>
+        <w:rPr>
+          <w:rFonts w:hint="eastAsia"/>
+          <w:b/>
+          <w:bCs/>
+          <w:szCs w:val="22"/>
+        </w:rPr>
+        <w:t>农业</w:t>
+      </w:r>
+      <w:r>
+        <w:rPr>
+          <w:rFonts w:hint="eastAsia"/>
+          <w:b/>
+          <w:bCs/>
+          <w:szCs w:val="22"/>
+        </w:rPr>
+        <w:t>智慧</w:t>
+      </w:r>
+      <w:r>
+        <w:rPr>
+          <w:rFonts w:hint="eastAsia"/>
+          <w:b/>
+          <w:bCs/>
+          <w:szCs w:val="22"/>
+        </w:rPr>
+        <w:t>发展</w:t>
+      </w:r>
+      <w:r>
+        <w:rPr>
+          <w:rFonts w:hint="eastAsia"/>
+          <w:b/>
+          <w:bCs/>
+          <w:szCs w:val="22"/>
+        </w:rPr>
+        <w:t>，</w:t>
+      </w:r>
+      <w:r>
+        <w:rPr>
+          <w:rFonts w:hint="eastAsia"/>
+          <w:b/>
+          <w:bCs/>
+          <w:szCs w:val="22"/>
+        </w:rPr>
+        <w:t>安徽省农科院与太和县</w:t>
+      </w:r>
+      <w:r>
+        <w:rPr>
+          <w:rFonts w:hint="eastAsia"/>
+          <w:b/>
+          <w:bCs/>
+          <w:szCs w:val="22"/>
+        </w:rPr>
+        <w:t>共同</w:t>
+      </w:r>
+      <w:r>
+        <w:rPr>
+          <w:rFonts w:hint="eastAsia"/>
+          <w:b/>
+          <w:bCs/>
+          <w:szCs w:val="22"/>
+        </w:rPr>
+        <w:t>探索农业</w:t>
+      </w:r>
+      <w:r>
+        <w:rPr>
+          <w:rFonts w:hint="eastAsia"/>
+          <w:b/>
+          <w:bCs/>
+          <w:szCs w:val="22"/>
+        </w:rPr>
+        <w:t>产业</w:t>
+      </w:r>
+      <w:r>
+        <w:rPr>
+          <w:rFonts w:hint="eastAsia"/>
+          <w:b/>
+          <w:bCs/>
+          <w:szCs w:val="22"/>
+        </w:rPr>
+        <w:t>化、数字化道路。</w:t>
+      </w:r>
+      <w:r>
+        <w:rPr>
+          <w:szCs w:val="22"/>
+        </w:rPr>
+        <w:t>自全国农业科技现代化先行县共建工作开展以来，安徽省农科院、太和县委县政府高度重视，高位推进</w:t>
+      </w:r>
+      <w:r>
+        <w:rPr>
+          <w:rFonts w:hint="eastAsia"/>
+          <w:szCs w:val="22"/>
+        </w:rPr>
+        <w:t>，</w:t>
+      </w:r>
+      <w:r>
+        <w:rPr>
+          <w:szCs w:val="22"/>
+        </w:rPr>
+        <w:t>成立</w:t>
+      </w:r>
+      <w:r>
+        <w:rPr>
+          <w:rFonts w:hint="eastAsia"/>
+          <w:szCs w:val="22"/>
+        </w:rPr>
+        <w:t>了</w:t>
+      </w:r>
+      <w:r>
+        <w:rPr>
+          <w:szCs w:val="22"/>
+        </w:rPr>
+        <w:t>由双方主要领导担任组长的共建领导小组</w:t>
+      </w:r>
+      <w:r>
+        <w:rPr>
+          <w:rFonts w:hint="eastAsia"/>
+          <w:szCs w:val="22"/>
+        </w:rPr>
+        <w:t>，</w:t>
+      </w:r>
+      <w:r>
+        <w:rPr>
+          <w:szCs w:val="22"/>
+        </w:rPr>
+        <w:t>通过先行县共建，实现科技、人才、政策等资源统筹，形成了强力支撑。围绕太和县主导和特色产业发展，</w:t>
+      </w:r>
+      <w:r>
+        <w:rPr>
+          <w:rFonts w:hint="eastAsia"/>
+          <w:szCs w:val="22"/>
+        </w:rPr>
+        <w:t>农业先行</w:t>
+      </w:r>
+      <w:r>
+        <w:rPr>
+          <w:szCs w:val="22"/>
+        </w:rPr>
+        <w:t>领导小组构建了小麦、玉米、薯类、食药用菌、中药材和大豆6个产业</w:t>
+      </w:r>
+      <w:r>
+        <w:rPr>
+          <w:szCs w:val="22"/>
+        </w:rPr>
+        <w:t xml:space="preserve"> </w:t>
+      </w:r>
+      <w:r>
+        <w:rPr>
+          <w:szCs w:val="22"/>
+        </w:rPr>
+        <w:t>“1+1+1+N”的全产业链技术创新推广模式</w:t>
+      </w:r>
+      <w:r>
+        <w:rPr>
+          <w:rFonts w:hint="eastAsia"/>
+          <w:szCs w:val="22"/>
+        </w:rPr>
+        <w:t>，</w:t>
+      </w:r>
+      <w:r>
+        <w:rPr>
+          <w:szCs w:val="22"/>
+        </w:rPr>
+        <w:t>梳理出各产业全产业链发展过程中存在的抗穗发芽优质专用小麦新品种、耐密抗锈玉米品种</w:t>
+      </w:r>
+      <w:r>
+        <w:rPr>
+          <w:rFonts w:hint="eastAsia"/>
+          <w:szCs w:val="22"/>
+        </w:rPr>
+        <w:t>，攻克了</w:t>
+      </w:r>
+      <w:r>
+        <w:rPr>
+          <w:szCs w:val="22"/>
+        </w:rPr>
+        <w:t>大豆耐逆栽培、食药用菌新型设施栽培、中药材标准化种植等</w:t>
+      </w:r>
+      <w:r>
+        <w:rPr>
+          <w:rFonts w:hint="eastAsia"/>
+          <w:szCs w:val="22"/>
+        </w:rPr>
+        <w:t>多项</w:t>
+      </w:r>
+      <w:r>
+        <w:rPr>
+          <w:szCs w:val="22"/>
+        </w:rPr>
+        <w:t>关键技术短板，组织开展</w:t>
+      </w:r>
+      <w:r>
+        <w:rPr>
+          <w:rFonts w:hint="eastAsia"/>
+          <w:szCs w:val="22"/>
+        </w:rPr>
+        <w:t>了</w:t>
+      </w:r>
+      <w:r>
+        <w:rPr>
+          <w:szCs w:val="22"/>
+        </w:rPr>
+        <w:t>品种筛选、抗逆鉴定、栽培模式创新等</w:t>
+      </w:r>
+      <w:r>
+        <w:rPr>
+          <w:rFonts w:hint="eastAsia"/>
+          <w:szCs w:val="22"/>
+        </w:rPr>
+        <w:t>多次</w:t>
+      </w:r>
+      <w:r>
+        <w:rPr>
+          <w:szCs w:val="22"/>
+        </w:rPr>
+        <w:t>科技攻关。</w:t>
+      </w:r>
+      <w:r>
+        <w:rPr>
+          <w:rFonts w:hint="eastAsia"/>
+          <w:szCs w:val="22"/>
+        </w:rPr>
+        <w:t>为推动智慧农业建设，</w:t>
+      </w:r>
+      <w:r>
+        <w:rPr>
+          <w:rFonts w:hint="eastAsia"/>
+          <w:szCs w:val="22"/>
+        </w:rPr>
+        <w:t>农业先行领导小组</w:t>
+      </w:r>
+      <w:r>
+        <w:rPr>
+          <w:rFonts w:hint="eastAsia"/>
+          <w:szCs w:val="22"/>
+        </w:rPr>
+        <w:t>还</w:t>
+      </w:r>
+      <w:r>
+        <w:rPr>
+          <w:rFonts w:hint="eastAsia"/>
+          <w:szCs w:val="22"/>
+        </w:rPr>
+        <w:t>整合</w:t>
+      </w:r>
+      <w:r>
+        <w:rPr>
+          <w:rFonts w:hint="eastAsia"/>
+          <w:szCs w:val="22"/>
+        </w:rPr>
+        <w:t>多处</w:t>
+      </w:r>
+      <w:r>
+        <w:rPr>
+          <w:rFonts w:hint="eastAsia"/>
+          <w:szCs w:val="22"/>
+        </w:rPr>
+        <w:t>监测点</w:t>
+      </w:r>
+      <w:r>
+        <w:rPr>
+          <w:rFonts w:hint="eastAsia"/>
+          <w:szCs w:val="22"/>
+        </w:rPr>
+        <w:t>，</w:t>
+      </w:r>
+      <w:r>
+        <w:rPr>
+          <w:rFonts w:hint="eastAsia"/>
+          <w:szCs w:val="22"/>
+        </w:rPr>
+        <w:t>建立</w:t>
+      </w:r>
+      <w:r>
+        <w:rPr>
+          <w:rFonts w:hint="eastAsia"/>
+          <w:szCs w:val="22"/>
+        </w:rPr>
+        <w:t>了一套</w:t>
+      </w:r>
+      <w:r>
+        <w:rPr>
+          <w:rFonts w:hint="eastAsia"/>
+          <w:szCs w:val="22"/>
+        </w:rPr>
+        <w:t>四情监测自动化体系，</w:t>
+      </w:r>
+      <w:r>
+        <w:rPr>
+          <w:szCs w:val="22"/>
+        </w:rPr>
+        <w:t>有效提升了基地智慧化信息化管理水平</w:t>
+      </w:r>
+      <w:r>
+        <w:rPr>
+          <w:rFonts w:hint="eastAsia"/>
+          <w:szCs w:val="22"/>
+        </w:rPr>
+        <w:t>。同时，多个智慧农业园区相继建成，涵盖试验园、示范基地和智能装备。</w:t>
+      </w:r>
+      <w:r>
+        <w:rPr>
+          <w:szCs w:val="22"/>
+        </w:rPr>
+        <w:t>目前，太和县主要农作物优良品种覆盖率达到99%、主要农作物耕种收综合机械化率98%、秸秆综合利用率96.1%、畜禽粪污资源化利用率96%以上，粮食产量突破100万吨，农业科技贡献率持续提升。</w:t>
       </w:r>
     </w:p>
     <w:p>
       <w:pPr>
+        <w:ind w:firstLine="420"/>
         <w:rPr>
           <w:szCs w:val="22"/>
         </w:rPr>
       </w:pPr>
+      <w:r>
+        <w:rPr>
+          <w:rFonts w:hint="eastAsia"/>
+          <w:b/>
+          <w:bCs/>
+          <w:szCs w:val="22"/>
+        </w:rPr>
+        <w:t>数实融合</w:t>
+      </w:r>
+      <w:r>
+        <w:rPr>
+          <w:rFonts w:hint="eastAsia"/>
+          <w:b/>
+          <w:bCs/>
+          <w:szCs w:val="22"/>
+        </w:rPr>
+        <w:t>助力能源行业</w:t>
+      </w:r>
+      <w:r>
+        <w:rPr>
+          <w:rFonts w:hint="eastAsia"/>
+          <w:b/>
+          <w:bCs/>
+          <w:szCs w:val="22"/>
+        </w:rPr>
+        <w:t>智能</w:t>
+      </w:r>
+      <w:r>
+        <w:rPr>
+          <w:rFonts w:hint="eastAsia"/>
+          <w:b/>
+          <w:bCs/>
+          <w:szCs w:val="22"/>
+        </w:rPr>
+        <w:t>发展，</w:t>
+      </w:r>
+      <w:r>
+        <w:rPr>
+          <w:rFonts w:hint="eastAsia"/>
+          <w:b/>
+          <w:bCs/>
+          <w:szCs w:val="22"/>
+        </w:rPr>
+        <w:t>数字电网建设成效显著</w:t>
+      </w:r>
+      <w:r>
+        <w:rPr>
+          <w:rFonts w:hint="eastAsia"/>
+          <w:b/>
+          <w:bCs/>
+          <w:szCs w:val="22"/>
+        </w:rPr>
+        <w:t>。</w:t>
+      </w:r>
+      <w:r>
+        <w:rPr>
+          <w:szCs w:val="22"/>
+        </w:rPr>
+        <w:t>习近平总书记</w:t>
+      </w:r>
+      <w:r>
+        <w:rPr>
+          <w:rFonts w:hint="eastAsia"/>
+          <w:szCs w:val="22"/>
+        </w:rPr>
+        <w:t>在考察国家电网</w:t>
+      </w:r>
+      <w:r>
+        <w:rPr>
+          <w:szCs w:val="22"/>
+        </w:rPr>
+        <w:t>南瑞集团</w:t>
+      </w:r>
+      <w:r>
+        <w:rPr>
+          <w:rFonts w:hint="eastAsia"/>
+          <w:szCs w:val="22"/>
+        </w:rPr>
+        <w:t>时</w:t>
+      </w:r>
+      <w:r>
+        <w:rPr>
+          <w:szCs w:val="22"/>
+        </w:rPr>
+        <w:t>指出，能源保障和安全事关国计民生，是须臾不可忽视的“国之大者”</w:t>
+      </w:r>
+      <w:r>
+        <w:rPr>
+          <w:rFonts w:hint="eastAsia"/>
+          <w:szCs w:val="22"/>
+        </w:rPr>
+        <w:t>。</w:t>
+      </w:r>
+      <w:r>
+        <w:rPr>
+          <w:rFonts w:hint="eastAsia"/>
+          <w:color w:val="333333"/>
+          <w:shd w:val="clear" w:color="auto" w:fill="FFFFFF"/>
+        </w:rPr>
+        <w:t xml:space="preserve"> </w:t>
+      </w:r>
+      <w:r>
+        <w:rPr>
+          <w:rFonts w:hint="eastAsia"/>
+          <w:color w:val="333333"/>
+          <w:shd w:val="clear" w:color="auto" w:fill="FFFFFF"/>
+        </w:rPr>
+        <w:t>如今</w:t>
+      </w:r>
+      <w:r>
+        <w:rPr>
+          <w:rFonts w:hint="eastAsia"/>
+          <w:szCs w:val="22"/>
+        </w:rPr>
+        <w:t>随着40多年来电网自动化技术的不断发展，我国电网实现了从数字化、自动化到智能化的重大进步，开创了智能电网新时代。</w:t>
+      </w:r>
+      <w:r>
+        <w:rPr>
+          <w:rFonts w:hint="eastAsia"/>
+          <w:szCs w:val="22"/>
+        </w:rPr>
+        <w:t>2023年12月投运</w:t>
+      </w:r>
+      <w:r>
+        <w:rPr>
+          <w:rFonts w:hint="eastAsia"/>
+          <w:szCs w:val="22"/>
+        </w:rPr>
+        <w:t>的</w:t>
+      </w:r>
+      <w:r>
+        <w:rPr>
+          <w:rFonts w:hint="eastAsia"/>
+          <w:szCs w:val="22"/>
+        </w:rPr>
+        <w:t>750千伏昆仑山输变电工程是加强和优化海西地区中西部电网结构，满足新能源电力汇集送出需求的重点工程</w:t>
+      </w:r>
+      <w:r>
+        <w:rPr>
+          <w:rFonts w:hint="eastAsia"/>
+          <w:szCs w:val="22"/>
+        </w:rPr>
+        <w:t>，其</w:t>
+      </w:r>
+      <w:r>
+        <w:rPr>
+          <w:rFonts w:hint="eastAsia"/>
+          <w:szCs w:val="22"/>
+        </w:rPr>
+        <w:t>在国内首次采用了模块化2.0版建设方案，应用了4个方面16项全新技术</w:t>
+      </w:r>
+      <w:r>
+        <w:rPr>
+          <w:rFonts w:hint="eastAsia"/>
+          <w:szCs w:val="22"/>
+        </w:rPr>
+        <w:t>，</w:t>
+      </w:r>
+      <w:r>
+        <w:rPr>
+          <w:rFonts w:hint="eastAsia"/>
+          <w:szCs w:val="22"/>
+        </w:rPr>
+        <w:t>相较传统变电站，该站设备更集成、系统更智能、预制装配更高效、建设运行更环保</w:t>
+      </w:r>
+      <w:r>
+        <w:rPr>
+          <w:rFonts w:hint="eastAsia"/>
+          <w:szCs w:val="22"/>
+        </w:rPr>
+        <w:t>。</w:t>
+      </w:r>
+      <w:r>
+        <w:rPr>
+          <w:rFonts w:hint="eastAsia"/>
+          <w:szCs w:val="22"/>
+        </w:rPr>
+        <w:t>目前，我国智能电网调度控制系统已拥有10万多套计算机、10万余套网络设备。电网自动化技术经历了早期探索、引进消化、自主开发、逐步超越4个发展阶段，从原来每年夏季、冬季两次电网运行方式计算，提高到每15分钟周期计算和秒级大扰动事件触发即时计算，在国际上首次实现了实时跟踪分析分钟级电网多重相继故障，有效提高了调度应对电网多重相继故障的能力。</w:t>
+      </w:r>
     </w:p>
     <w:p>
       <w:pPr>
         <w:rPr>
+          <w:rFonts w:hint="eastAsia"/>
+          <w:b/>
+          <w:bCs/>
           <w:szCs w:val="22"/>
         </w:rPr>
       </w:pPr>
+      <w:r>
+        <w:rPr>
+          <w:szCs w:val="22"/>
+        </w:rPr>
+        <w:lastRenderedPageBreak/>
+        <w:tab/>
+      </w:r>
+      <w:r>
+        <w:rPr>
+          <w:rFonts w:hint="eastAsia"/>
+          <w:b/>
+          <w:bCs/>
+          <w:szCs w:val="22"/>
+        </w:rPr>
+        <w:t>数实融合助力采矿业安全发展，</w:t>
+      </w:r>
+      <w:r>
+        <w:rPr>
+          <w:rFonts w:hint="eastAsia"/>
+          <w:b/>
+          <w:bCs/>
+          <w:szCs w:val="22"/>
+        </w:rPr>
+        <w:t>西沟矿5G智慧矿山项目</w:t>
+      </w:r>
+      <w:r>
+        <w:rPr>
+          <w:rFonts w:hint="eastAsia"/>
+          <w:b/>
+          <w:bCs/>
+          <w:szCs w:val="22"/>
+        </w:rPr>
+        <w:t>使得</w:t>
+      </w:r>
+      <w:r>
+        <w:rPr>
+          <w:rFonts w:hint="eastAsia"/>
+          <w:b/>
+          <w:bCs/>
+          <w:szCs w:val="22"/>
+        </w:rPr>
+        <w:t>“</w:t>
+      </w:r>
+      <w:r>
+        <w:rPr>
+          <w:b/>
+          <w:bCs/>
+          <w:szCs w:val="22"/>
+        </w:rPr>
+        <w:t>空调房</w:t>
+      </w:r>
+      <w:r>
+        <w:rPr>
+          <w:rFonts w:hint="eastAsia"/>
+          <w:b/>
+          <w:bCs/>
+          <w:szCs w:val="22"/>
+        </w:rPr>
+        <w:t>远程</w:t>
+      </w:r>
+      <w:r>
+        <w:rPr>
+          <w:b/>
+          <w:bCs/>
+          <w:szCs w:val="22"/>
+        </w:rPr>
+        <w:t>采矿</w:t>
+      </w:r>
+      <w:r>
+        <w:rPr>
+          <w:rFonts w:hint="eastAsia"/>
+          <w:b/>
+          <w:bCs/>
+          <w:szCs w:val="22"/>
+        </w:rPr>
+        <w:t>”</w:t>
+      </w:r>
+      <w:r>
+        <w:rPr>
+          <w:b/>
+          <w:bCs/>
+          <w:szCs w:val="22"/>
+        </w:rPr>
+        <w:t>成为现实</w:t>
+      </w:r>
+      <w:r>
+        <w:rPr>
+          <w:rFonts w:hint="eastAsia"/>
+          <w:b/>
+          <w:bCs/>
+          <w:szCs w:val="22"/>
+        </w:rPr>
+        <w:t>。</w:t>
+      </w:r>
+      <w:r>
+        <w:rPr>
+          <w:rFonts w:hint="eastAsia"/>
+          <w:szCs w:val="22"/>
+        </w:rPr>
+        <w:t>在采矿业，安全生产是底线、红线，更是关乎每一位采矿工人的生命线。在采矿作业中，工人时常面临恶劣工作环境，</w:t>
+      </w:r>
+      <w:r>
+        <w:rPr>
+          <w:rFonts w:hint="eastAsia"/>
+          <w:szCs w:val="22"/>
+        </w:rPr>
+        <w:t>同时</w:t>
+      </w:r>
+      <w:r>
+        <w:rPr>
+          <w:rFonts w:hint="eastAsia"/>
+          <w:szCs w:val="22"/>
+        </w:rPr>
+        <w:t>工人长时间</w:t>
+      </w:r>
+      <w:r>
+        <w:rPr>
+          <w:rFonts w:hint="eastAsia"/>
+          <w:szCs w:val="22"/>
+        </w:rPr>
+        <w:t>的</w:t>
+      </w:r>
+      <w:r>
+        <w:rPr>
+          <w:rFonts w:hint="eastAsia"/>
+          <w:szCs w:val="22"/>
+        </w:rPr>
+        <w:t>高强度作业</w:t>
+      </w:r>
+      <w:r>
+        <w:rPr>
+          <w:rFonts w:hint="eastAsia"/>
+          <w:szCs w:val="22"/>
+        </w:rPr>
+        <w:t>也会</w:t>
+      </w:r>
+      <w:r>
+        <w:rPr>
+          <w:rFonts w:hint="eastAsia"/>
+          <w:szCs w:val="22"/>
+        </w:rPr>
+        <w:t>对身体健康造成较大危害。</w:t>
+      </w:r>
+      <w:r>
+        <w:rPr>
+          <w:szCs w:val="22"/>
+        </w:rPr>
+        <w:t>相较于4G网络，5G网络具有大带宽、低时延、高可靠性等诸多优势。通过部署5G智能</w:t>
+      </w:r>
+      <w:r>
+        <w:rPr>
+          <w:rFonts w:hint="eastAsia"/>
+          <w:szCs w:val="22"/>
+        </w:rPr>
+        <w:t>采矿</w:t>
+      </w:r>
+      <w:r>
+        <w:rPr>
+          <w:szCs w:val="22"/>
+        </w:rPr>
+        <w:t>装备，利用5G高精度惯导定位装置，</w:t>
+      </w:r>
+      <w:r>
+        <w:rPr>
+          <w:rFonts w:hint="eastAsia"/>
+          <w:szCs w:val="22"/>
+        </w:rPr>
+        <w:t>即可远程</w:t>
+      </w:r>
+      <w:r>
+        <w:rPr>
+          <w:szCs w:val="22"/>
+        </w:rPr>
+        <w:t>实现工作面自动取直、超高清智能视频分析，对工作面设备实现一键启停、远程操控，“支、采、放、运”设备群协同控制与常态化智能作业。</w:t>
+      </w:r>
+      <w:r>
+        <w:rPr>
+          <w:rFonts w:hint="eastAsia"/>
+          <w:szCs w:val="22"/>
+        </w:rPr>
+        <w:t>同时</w:t>
+      </w:r>
+      <w:r>
+        <w:rPr>
+          <w:szCs w:val="22"/>
+        </w:rPr>
+        <w:t>基于5G搭建多台矿山设备群控作业管理平台</w:t>
+      </w:r>
+      <w:r>
+        <w:rPr>
+          <w:rFonts w:hint="eastAsia"/>
+          <w:szCs w:val="22"/>
+        </w:rPr>
+        <w:t>，</w:t>
+      </w:r>
+      <w:r>
+        <w:rPr>
+          <w:szCs w:val="22"/>
+        </w:rPr>
+        <w:t>允许挖掘机和矿卡之间实时交互信息，自动联合作业，自主规划路线和规避障碍物，提升作业效率，实现矿山设备安全、智能和高效运营</w:t>
+      </w:r>
+      <w:r>
+        <w:rPr>
+          <w:rFonts w:hint="eastAsia"/>
+          <w:szCs w:val="22"/>
+        </w:rPr>
+        <w:t>，实现了</w:t>
+      </w:r>
+      <w:r>
+        <w:rPr>
+          <w:rFonts w:hint="eastAsia"/>
+          <w:szCs w:val="22"/>
+        </w:rPr>
+        <w:t>矿山质量勘测、生产管理、物料管理、配矿等实现了全流程数据化。</w:t>
+      </w:r>
     </w:p>
     <w:p>
       <w:pPr>
@@ -382,6 +1210,157 @@
           <w:szCs w:val="22"/>
         </w:rPr>
       </w:pPr>
+      <w:r>
+        <w:rPr>
+          <w:szCs w:val="22"/>
+        </w:rPr>
+        <w:tab/>
+      </w:r>
+      <w:r>
+        <w:rPr>
+          <w:rFonts w:hint="eastAsia"/>
+          <w:b/>
+          <w:bCs/>
+          <w:szCs w:val="22"/>
+        </w:rPr>
+        <w:t>数实融合助力冶金业</w:t>
+      </w:r>
+      <w:r>
+        <w:rPr>
+          <w:b/>
+          <w:bCs/>
+          <w:szCs w:val="22"/>
+        </w:rPr>
+        <w:t>智略</w:t>
+      </w:r>
+      <w:r>
+        <w:rPr>
+          <w:rFonts w:hint="eastAsia"/>
+          <w:b/>
+          <w:bCs/>
+          <w:szCs w:val="22"/>
+        </w:rPr>
+        <w:t>发展，</w:t>
+      </w:r>
+      <w:r>
+        <w:rPr>
+          <w:b/>
+          <w:bCs/>
+          <w:szCs w:val="22"/>
+        </w:rPr>
+        <w:t>南钢JIT+C2M智能工厂</w:t>
+      </w:r>
+      <w:r>
+        <w:rPr>
+          <w:rFonts w:hint="eastAsia"/>
+          <w:b/>
+          <w:bCs/>
+          <w:szCs w:val="22"/>
+        </w:rPr>
+        <w:t>精密统筹</w:t>
+      </w:r>
+      <w:r>
+        <w:rPr>
+          <w:b/>
+          <w:bCs/>
+          <w:szCs w:val="22"/>
+        </w:rPr>
+        <w:t>铁矿成钢全过程</w:t>
+      </w:r>
+      <w:r>
+        <w:rPr>
+          <w:rFonts w:hint="eastAsia"/>
+          <w:b/>
+          <w:bCs/>
+          <w:szCs w:val="22"/>
+        </w:rPr>
+        <w:t>。</w:t>
+      </w:r>
+      <w:r>
+        <w:rPr>
+          <w:rFonts w:hint="eastAsia"/>
+          <w:szCs w:val="22"/>
+        </w:rPr>
+        <w:t>在研发过程中，</w:t>
+      </w:r>
+      <w:r>
+        <w:rPr>
+          <w:szCs w:val="22"/>
+        </w:rPr>
+        <w:t>传统</w:t>
+      </w:r>
+      <w:r>
+        <w:rPr>
+          <w:rFonts w:hint="eastAsia"/>
+          <w:szCs w:val="22"/>
+        </w:rPr>
+        <w:t>的</w:t>
+      </w:r>
+      <w:r>
+        <w:rPr>
+          <w:szCs w:val="22"/>
+        </w:rPr>
+        <w:t>钢铁企业主要依赖技术人员经验，一般需要开展多轮次实验试错，研发成本高、研发周期长。</w:t>
+      </w:r>
+      <w:r>
+        <w:rPr>
+          <w:rFonts w:hint="eastAsia"/>
+          <w:szCs w:val="22"/>
+        </w:rPr>
+        <w:t>如今随着AI图像识别与自然语言处理的广泛应用，</w:t>
+      </w:r>
+      <w:r>
+        <w:rPr>
+          <w:szCs w:val="22"/>
+        </w:rPr>
+        <w:t>数字研发可以通过仿真模拟、大数据模型、AI算法、知识图谱等先进技术，及时快速掌握产品性能的影响规律，快速提高新材料成分及工艺参数设计的准确性。</w:t>
+      </w:r>
+      <w:r>
+        <w:rPr>
+          <w:rFonts w:hint="eastAsia"/>
+          <w:szCs w:val="22"/>
+        </w:rPr>
+        <w:t>在</w:t>
+      </w:r>
+      <w:r>
+        <w:rPr>
+          <w:szCs w:val="22"/>
+        </w:rPr>
+        <w:t>冶炼过程中，高炉炉温预测模型可以预测未来2小时铁水中硅含量和趋势，通过预测结果，高炉工长可以发现冶炼过程中的潜在问题并采取改进措施，以保证高炉炼铁生产的长周期稳定顺行，优质低耗。</w:t>
+      </w:r>
+      <w:r>
+        <w:rPr>
+          <w:rFonts w:hint="eastAsia"/>
+          <w:szCs w:val="22"/>
+        </w:rPr>
+        <w:t>在</w:t>
+      </w:r>
+      <w:r>
+        <w:rPr>
+          <w:rFonts w:hint="eastAsia"/>
+          <w:szCs w:val="22"/>
+        </w:rPr>
+        <w:t>制造过程中，</w:t>
+      </w:r>
+      <w:r>
+        <w:rPr>
+          <w:szCs w:val="22"/>
+        </w:rPr>
+        <w:t>数字化系统对每个工件进行数字建模，工件的工艺路径、生产时间和生产成本都会被标准化制定</w:t>
+      </w:r>
+      <w:r>
+        <w:rPr>
+          <w:rFonts w:hint="eastAsia"/>
+          <w:szCs w:val="22"/>
+        </w:rPr>
+        <w:t>，</w:t>
+      </w:r>
+      <w:r>
+        <w:rPr>
+          <w:szCs w:val="22"/>
+        </w:rPr>
+        <w:t>通过这种个性化定制、智能化组板、数字化链接等管理措施，结合新一代数字信息技术，钢铁的智能化生产可以实现交付的敏捷化、准时化和便捷化。</w:t>
+      </w:r>
     </w:p>
     <w:p>
       <w:pPr>
@@ -397,16 +1376,280 @@
       </w:r>
       <w:r>
         <w:rPr>
-          <w:szCs w:val="22"/>
-        </w:rPr>
-        <w:t>实体经济和数字经济深度融合</w:t>
-      </w:r>
-      <w:r>
-        <w:rPr>
-          <w:rFonts w:hint="eastAsia"/>
-          <w:szCs w:val="22"/>
-        </w:rPr>
-        <w:t>实例分析</w:t>
+          <w:rFonts w:hint="eastAsia"/>
+          <w:b/>
+          <w:bCs/>
+          <w:szCs w:val="22"/>
+        </w:rPr>
+        <w:t>数实融合助力</w:t>
+      </w:r>
+      <w:r>
+        <w:rPr>
+          <w:rFonts w:hint="eastAsia"/>
+          <w:b/>
+          <w:bCs/>
+          <w:szCs w:val="22"/>
+        </w:rPr>
+        <w:t>零售</w:t>
+      </w:r>
+      <w:r>
+        <w:rPr>
+          <w:rFonts w:hint="eastAsia"/>
+          <w:b/>
+          <w:bCs/>
+          <w:szCs w:val="22"/>
+        </w:rPr>
+        <w:t>业</w:t>
+      </w:r>
+      <w:r>
+        <w:rPr>
+          <w:rFonts w:hint="eastAsia"/>
+          <w:b/>
+          <w:bCs/>
+          <w:szCs w:val="22"/>
+        </w:rPr>
+        <w:t>高速</w:t>
+      </w:r>
+      <w:r>
+        <w:rPr>
+          <w:rFonts w:hint="eastAsia"/>
+          <w:b/>
+          <w:bCs/>
+          <w:szCs w:val="22"/>
+        </w:rPr>
+        <w:t>发展</w:t>
+      </w:r>
+      <w:r>
+        <w:rPr>
+          <w:rFonts w:hint="eastAsia"/>
+          <w:b/>
+          <w:bCs/>
+          <w:szCs w:val="22"/>
+        </w:rPr>
+        <w:t>，电子商务</w:t>
+      </w:r>
+      <w:r>
+        <w:rPr>
+          <w:rFonts w:hint="eastAsia"/>
+          <w:b/>
+          <w:bCs/>
+          <w:szCs w:val="22"/>
+        </w:rPr>
+        <w:t>精确</w:t>
+      </w:r>
+      <w:r>
+        <w:rPr>
+          <w:rFonts w:hint="eastAsia"/>
+          <w:b/>
+          <w:bCs/>
+          <w:szCs w:val="22"/>
+        </w:rPr>
+        <w:t>投放，</w:t>
+      </w:r>
+      <w:r>
+        <w:rPr>
+          <w:rFonts w:hint="eastAsia"/>
+          <w:b/>
+          <w:bCs/>
+          <w:szCs w:val="22"/>
+        </w:rPr>
+        <w:t>精准调控，</w:t>
+      </w:r>
+      <w:r>
+        <w:rPr>
+          <w:rFonts w:hint="eastAsia"/>
+          <w:b/>
+          <w:bCs/>
+          <w:szCs w:val="22"/>
+        </w:rPr>
+        <w:t>更加理解</w:t>
+      </w:r>
+      <w:r>
+        <w:rPr>
+          <w:rFonts w:hint="eastAsia"/>
+          <w:b/>
+          <w:bCs/>
+          <w:szCs w:val="22"/>
+        </w:rPr>
+        <w:t>和满足</w:t>
+      </w:r>
+      <w:r>
+        <w:rPr>
+          <w:rFonts w:hint="eastAsia"/>
+          <w:b/>
+          <w:bCs/>
+          <w:szCs w:val="22"/>
+        </w:rPr>
+        <w:t>消费者</w:t>
+      </w:r>
+      <w:r>
+        <w:rPr>
+          <w:rFonts w:hint="eastAsia"/>
+          <w:b/>
+          <w:bCs/>
+          <w:szCs w:val="22"/>
+        </w:rPr>
+        <w:t>日益增长的多样化需求。</w:t>
+      </w:r>
+      <w:r>
+        <w:rPr>
+          <w:rFonts w:hint="eastAsia"/>
+          <w:szCs w:val="22"/>
+        </w:rPr>
+        <w:t>如今</w:t>
+      </w:r>
+      <w:r>
+        <w:rPr>
+          <w:rFonts w:hint="eastAsia"/>
+          <w:szCs w:val="22"/>
+        </w:rPr>
+        <w:t>电商</w:t>
+      </w:r>
+      <w:r>
+        <w:rPr>
+          <w:rFonts w:hint="eastAsia"/>
+          <w:szCs w:val="22"/>
+        </w:rPr>
+        <w:t>服务已经成为了</w:t>
+      </w:r>
+      <w:r>
+        <w:rPr>
+          <w:rFonts w:hint="eastAsia"/>
+          <w:szCs w:val="22"/>
+        </w:rPr>
+        <w:t>数字经济和实体经济的重要组成部分，更是推动国民经济和社会发展的重要力量。</w:t>
+      </w:r>
+      <w:r>
+        <w:rPr>
+          <w:rFonts w:hint="eastAsia"/>
+          <w:szCs w:val="22"/>
+        </w:rPr>
+        <w:t>各式各样的网购平台使得群众</w:t>
+      </w:r>
+      <w:r>
+        <w:rPr>
+          <w:rFonts w:hint="eastAsia"/>
+          <w:szCs w:val="22"/>
+        </w:rPr>
+        <w:t>足不出户就可逛遍全国小店</w:t>
+      </w:r>
+      <w:r>
+        <w:rPr>
+          <w:rFonts w:hint="eastAsia"/>
+          <w:szCs w:val="22"/>
+        </w:rPr>
+        <w:t>，还</w:t>
+      </w:r>
+      <w:r>
+        <w:rPr>
+          <w:rFonts w:hint="eastAsia"/>
+          <w:szCs w:val="22"/>
+        </w:rPr>
+        <w:t>能实时查看订单进度和快递位置</w:t>
+      </w:r>
+      <w:r>
+        <w:rPr>
+          <w:rFonts w:hint="eastAsia"/>
+          <w:szCs w:val="22"/>
+        </w:rPr>
+        <w:t>；京东自建</w:t>
+      </w:r>
+      <w:r>
+        <w:rPr>
+          <w:rFonts w:hint="eastAsia"/>
+          <w:szCs w:val="22"/>
+        </w:rPr>
+        <w:t>智能仓储，使用机器人提高货物分拣效率，</w:t>
+      </w:r>
+      <w:r>
+        <w:rPr>
+          <w:rFonts w:hint="eastAsia"/>
+          <w:szCs w:val="22"/>
+        </w:rPr>
+        <w:t>实现商品当天下单当天到；</w:t>
+      </w:r>
+      <w:r>
+        <w:rPr>
+          <w:rFonts w:hint="eastAsia"/>
+          <w:szCs w:val="22"/>
+        </w:rPr>
+        <w:t>抖音电商通过“山货上头条”</w:t>
+      </w:r>
+      <w:r>
+        <w:rPr>
+          <w:rFonts w:hint="eastAsia"/>
+          <w:szCs w:val="22"/>
+        </w:rPr>
+        <w:t>等</w:t>
+      </w:r>
+      <w:r>
+        <w:rPr>
+          <w:szCs w:val="22"/>
+        </w:rPr>
+        <w:t>多个助农专项</w:t>
+      </w:r>
+      <w:r>
+        <w:rPr>
+          <w:rFonts w:hint="eastAsia"/>
+          <w:szCs w:val="22"/>
+        </w:rPr>
+        <w:t>计划</w:t>
+      </w:r>
+      <w:r>
+        <w:rPr>
+          <w:rFonts w:hint="eastAsia"/>
+          <w:szCs w:val="22"/>
+        </w:rPr>
+        <w:t>，帮助农产品产业带数字化升级，指导新农人优化经营模式，加速区域农产品品牌焕新与产业链完善，实现高质量发展</w:t>
+      </w:r>
+      <w:r>
+        <w:rPr>
+          <w:rFonts w:hint="eastAsia"/>
+          <w:szCs w:val="22"/>
+        </w:rPr>
+        <w:t>；京东京造</w:t>
+      </w:r>
+      <w:r>
+        <w:rPr>
+          <w:rFonts w:hint="eastAsia"/>
+          <w:szCs w:val="22"/>
+        </w:rPr>
+        <w:t>通过庞大的客户群体积累</w:t>
+      </w:r>
+      <w:r>
+        <w:rPr>
+          <w:rFonts w:hint="eastAsia"/>
+          <w:szCs w:val="22"/>
+        </w:rPr>
+        <w:t>，经过</w:t>
+      </w:r>
+      <w:r>
+        <w:rPr>
+          <w:rFonts w:hint="eastAsia"/>
+          <w:szCs w:val="22"/>
+        </w:rPr>
+        <w:t>大量市场调研和用户分析</w:t>
+      </w:r>
+      <w:r>
+        <w:rPr>
+          <w:rFonts w:hint="eastAsia"/>
+          <w:szCs w:val="22"/>
+        </w:rPr>
+        <w:t>，</w:t>
+      </w:r>
+      <w:r>
+        <w:rPr>
+          <w:rFonts w:hint="eastAsia"/>
+          <w:szCs w:val="22"/>
+        </w:rPr>
+        <w:t>以销定产，</w:t>
+      </w:r>
+      <w:r>
+        <w:rPr>
+          <w:rFonts w:hint="eastAsia"/>
+          <w:szCs w:val="22"/>
+        </w:rPr>
+        <w:t>帮助企业实现供给侧结构性精准改革。</w:t>
       </w:r>
     </w:p>
     <w:p>
@@ -424,16 +1667,177 @@
       <w:r>
         <w:rPr>
           <w:rFonts w:hint="eastAsia"/>
-          <w:szCs w:val="22"/>
-        </w:rPr>
-        <w:t>农业：</w:t>
-      </w:r>
-      <w:r>
-        <w:rPr>
-          <w:rFonts w:hint="eastAsia"/>
-          <w:szCs w:val="22"/>
-        </w:rPr>
-        <w:t>太和县共建纪实</w:t>
+          <w:b/>
+          <w:bCs/>
+          <w:szCs w:val="22"/>
+        </w:rPr>
+        <w:t>数实融合助力</w:t>
+      </w:r>
+      <w:r>
+        <w:rPr>
+          <w:rFonts w:hint="eastAsia"/>
+          <w:b/>
+          <w:bCs/>
+          <w:szCs w:val="22"/>
+        </w:rPr>
+        <w:t>交通运输业</w:t>
+      </w:r>
+      <w:r>
+        <w:rPr>
+          <w:rFonts w:hint="eastAsia"/>
+          <w:b/>
+          <w:bCs/>
+          <w:szCs w:val="22"/>
+        </w:rPr>
+        <w:t>聪慧</w:t>
+      </w:r>
+      <w:r>
+        <w:rPr>
+          <w:rFonts w:hint="eastAsia"/>
+          <w:b/>
+          <w:bCs/>
+          <w:szCs w:val="22"/>
+        </w:rPr>
+        <w:t>发展</w:t>
+      </w:r>
+      <w:r>
+        <w:rPr>
+          <w:rFonts w:hint="eastAsia"/>
+          <w:b/>
+          <w:bCs/>
+          <w:szCs w:val="22"/>
+        </w:rPr>
+        <w:t>，</w:t>
+      </w:r>
+      <w:r>
+        <w:rPr>
+          <w:rFonts w:hint="eastAsia"/>
+          <w:b/>
+          <w:bCs/>
+          <w:szCs w:val="22"/>
+        </w:rPr>
+        <w:t>智能交通</w:t>
+      </w:r>
+      <w:r>
+        <w:rPr>
+          <w:rFonts w:hint="eastAsia"/>
+          <w:b/>
+          <w:bCs/>
+          <w:szCs w:val="22"/>
+        </w:rPr>
+        <w:t>实现</w:t>
+      </w:r>
+      <w:r>
+        <w:rPr>
+          <w:rFonts w:hint="eastAsia"/>
+          <w:b/>
+          <w:bCs/>
+          <w:szCs w:val="22"/>
+        </w:rPr>
+        <w:t>感知、计算、通信、信息发布等多种技术的一体化融合，实现了“人-车-路-云”</w:t>
+      </w:r>
+      <w:r>
+        <w:rPr>
+          <w:rFonts w:hint="eastAsia"/>
+          <w:b/>
+          <w:bCs/>
+          <w:szCs w:val="22"/>
+        </w:rPr>
+        <w:t>全方位</w:t>
+      </w:r>
+      <w:r>
+        <w:rPr>
+          <w:rFonts w:hint="eastAsia"/>
+          <w:b/>
+          <w:bCs/>
+          <w:szCs w:val="22"/>
+        </w:rPr>
+        <w:t>信息交互。</w:t>
+      </w:r>
+      <w:r>
+        <w:rPr>
+          <w:rFonts w:hint="eastAsia"/>
+          <w:szCs w:val="22"/>
+        </w:rPr>
+        <w:t>河北</w:t>
+      </w:r>
+      <w:r>
+        <w:rPr>
+          <w:rFonts w:hint="eastAsia"/>
+          <w:szCs w:val="22"/>
+        </w:rPr>
+        <w:t>雄安</w:t>
+      </w:r>
+      <w:r>
+        <w:rPr>
+          <w:rFonts w:hint="eastAsia"/>
+          <w:szCs w:val="22"/>
+        </w:rPr>
+        <w:t>新</w:t>
+      </w:r>
+      <w:r>
+        <w:rPr>
+          <w:rFonts w:hint="eastAsia"/>
+          <w:szCs w:val="22"/>
+        </w:rPr>
+        <w:t>区建成全国首个规模化区域级数字道路，通过5G智能摄像头，对道路基础路网结构及交通状态进行监测分析，调整各个路口的信控系统配时，达到“潮汐绿波通行”的目标。</w:t>
+      </w:r>
+      <w:r>
+        <w:rPr>
+          <w:rFonts w:hint="eastAsia"/>
+          <w:szCs w:val="22"/>
+        </w:rPr>
+        <w:t>山东</w:t>
+      </w:r>
+      <w:r>
+        <w:rPr>
+          <w:rFonts w:hint="eastAsia"/>
+          <w:szCs w:val="22"/>
+        </w:rPr>
+        <w:t>潍坊港区依托5G技术，实现港区内“5Ｇ+自动驾驶+远程驾驶”“5G+车路协同+高精度定位”等自动驾驶智能信息化，为港区的高效、安全、稳定注入智慧。随着人工智能和传感技术的不断进步，未来车辆之间的智能通信和对周围环境的感知将变得更加精准，</w:t>
+      </w:r>
+      <w:r>
+        <w:rPr>
+          <w:rFonts w:hint="eastAsia"/>
+          <w:szCs w:val="22"/>
+        </w:rPr>
+        <w:lastRenderedPageBreak/>
+        <w:t>从而降低交通风险</w:t>
+      </w:r>
+      <w:r>
+        <w:rPr>
+          <w:rFonts w:hint="eastAsia"/>
+          <w:szCs w:val="22"/>
+        </w:rPr>
+        <w:t>，</w:t>
+      </w:r>
+      <w:r>
+        <w:rPr>
+          <w:rFonts w:hint="eastAsia"/>
+          <w:szCs w:val="22"/>
+        </w:rPr>
+        <w:t>减少交通拥堵</w:t>
+      </w:r>
+      <w:r>
+        <w:rPr>
+          <w:rFonts w:hint="eastAsia"/>
+          <w:szCs w:val="22"/>
+        </w:rPr>
+        <w:t>，提供</w:t>
+      </w:r>
+      <w:r>
+        <w:rPr>
+          <w:rFonts w:hint="eastAsia"/>
+          <w:szCs w:val="22"/>
+        </w:rPr>
+        <w:t>更便捷的出行体验</w:t>
+      </w:r>
+      <w:r>
+        <w:rPr>
+          <w:rFonts w:hint="eastAsia"/>
+          <w:szCs w:val="22"/>
+        </w:rPr>
+        <w:t>。</w:t>
       </w:r>
     </w:p>
     <w:p>
@@ -452,207 +1856,225 @@
       <w:r>
         <w:rPr>
           <w:rFonts w:hint="eastAsia"/>
-          <w:szCs w:val="22"/>
-        </w:rPr>
-        <w:t>能源业：智能电网</w:t>
-      </w:r>
-    </w:p>
-    <w:p>
-      <w:pPr>
-        <w:rPr>
-          <w:rFonts w:hint="eastAsia"/>
-          <w:szCs w:val="22"/>
-        </w:rPr>
-      </w:pPr>
-      <w:r>
-        <w:rPr>
-          <w:szCs w:val="22"/>
-        </w:rPr>
-        <w:tab/>
-      </w:r>
-      <w:r>
-        <w:rPr>
-          <w:rFonts w:hint="eastAsia"/>
-          <w:szCs w:val="22"/>
-        </w:rPr>
-        <w:t>采矿业：</w:t>
-      </w:r>
-      <w:r>
-        <w:rPr>
-          <w:rFonts w:hint="eastAsia"/>
-          <w:szCs w:val="22"/>
-        </w:rPr>
-        <w:t>5G赋能采矿</w:t>
-      </w:r>
-    </w:p>
-    <w:p>
-      <w:pPr>
-        <w:rPr>
-          <w:szCs w:val="22"/>
-        </w:rPr>
-      </w:pPr>
-      <w:r>
-        <w:rPr>
-          <w:szCs w:val="22"/>
-        </w:rPr>
-        <w:lastRenderedPageBreak/>
-        <w:tab/>
-      </w:r>
-      <w:r>
-        <w:rPr>
-          <w:rFonts w:hint="eastAsia"/>
-          <w:szCs w:val="22"/>
-        </w:rPr>
-        <w:t>冶金业：</w:t>
-      </w:r>
-      <w:r>
-        <w:rPr>
-          <w:rFonts w:hint="eastAsia"/>
-          <w:szCs w:val="22"/>
-        </w:rPr>
-        <w:t>数字时代，钢铁是这样“炼”成的</w:t>
-      </w:r>
-    </w:p>
-    <w:p>
-      <w:pPr>
-        <w:rPr>
-          <w:szCs w:val="22"/>
-        </w:rPr>
-      </w:pPr>
-      <w:r>
-        <w:rPr>
-          <w:szCs w:val="22"/>
-        </w:rPr>
-        <w:tab/>
-      </w:r>
-      <w:r>
-        <w:rPr>
-          <w:rFonts w:hint="eastAsia"/>
-          <w:szCs w:val="22"/>
-        </w:rPr>
-        <w:t>制造业：无人工厂</w:t>
-      </w:r>
-      <w:r>
-        <w:rPr>
-          <w:rFonts w:hint="eastAsia"/>
-          <w:szCs w:val="22"/>
-        </w:rPr>
-        <w:t>、</w:t>
-      </w:r>
-      <w:r>
-        <w:rPr>
-          <w:rFonts w:hint="eastAsia"/>
-          <w:szCs w:val="22"/>
-        </w:rPr>
-        <w:t>京东京造</w:t>
-      </w:r>
-    </w:p>
-    <w:p>
-      <w:pPr>
-        <w:rPr>
-          <w:szCs w:val="22"/>
-        </w:rPr>
-      </w:pPr>
-      <w:r>
-        <w:rPr>
-          <w:szCs w:val="22"/>
-        </w:rPr>
-        <w:tab/>
-      </w:r>
-      <w:r>
-        <w:rPr>
-          <w:rFonts w:hint="eastAsia"/>
-          <w:szCs w:val="22"/>
-        </w:rPr>
-        <w:t>交通运输业：无人驾驶</w:t>
-      </w:r>
-    </w:p>
-    <w:p>
-      <w:pPr>
-        <w:rPr>
-          <w:szCs w:val="22"/>
-        </w:rPr>
-      </w:pPr>
-      <w:r>
-        <w:rPr>
-          <w:szCs w:val="22"/>
-        </w:rPr>
-        <w:tab/>
-      </w:r>
-      <w:r>
-        <w:rPr>
-          <w:rFonts w:hint="eastAsia"/>
-          <w:szCs w:val="22"/>
-        </w:rPr>
-        <w:t>零售业：直播电商</w:t>
-      </w:r>
-      <w:r>
-        <w:rPr>
-          <w:rFonts w:hint="eastAsia"/>
-          <w:szCs w:val="22"/>
-        </w:rPr>
-        <w:t>、</w:t>
-      </w:r>
-      <w:r>
-        <w:rPr>
-          <w:szCs w:val="22"/>
-        </w:rPr>
-        <w:t>无人</w:t>
-      </w:r>
-      <w:r>
-        <w:rPr>
-          <w:rFonts w:hint="eastAsia"/>
-          <w:szCs w:val="22"/>
-        </w:rPr>
-        <w:t>刷脸售货机</w:t>
-      </w:r>
-    </w:p>
-    <w:p>
-      <w:pPr>
-        <w:rPr>
-          <w:rFonts w:hint="eastAsia"/>
-          <w:szCs w:val="22"/>
-        </w:rPr>
-      </w:pPr>
-      <w:r>
-        <w:rPr>
-          <w:szCs w:val="22"/>
-        </w:rPr>
-        <w:tab/>
-      </w:r>
-      <w:r>
-        <w:rPr>
-          <w:rFonts w:hint="eastAsia"/>
-          <w:szCs w:val="22"/>
-        </w:rPr>
-        <w:t>餐饮业：外卖，点评</w:t>
-      </w:r>
-    </w:p>
-    <w:p>
-      <w:pPr>
-        <w:rPr>
-          <w:rFonts w:hint="eastAsia"/>
-          <w:szCs w:val="22"/>
-        </w:rPr>
-      </w:pPr>
-      <w:r>
-        <w:rPr>
-          <w:szCs w:val="22"/>
-        </w:rPr>
-        <w:tab/>
-      </w:r>
-      <w:r>
-        <w:rPr>
-          <w:rFonts w:hint="eastAsia"/>
-          <w:szCs w:val="22"/>
-        </w:rPr>
-        <w:t>教育业：公开课</w:t>
-      </w:r>
-      <w:r>
-        <w:rPr>
-          <w:szCs w:val="22"/>
-        </w:rPr>
-        <w:t>MOOC</w:t>
+          <w:b/>
+          <w:bCs/>
+          <w:szCs w:val="22"/>
+        </w:rPr>
+        <w:t>数实融合助力</w:t>
+      </w:r>
+      <w:r>
+        <w:rPr>
+          <w:rFonts w:hint="eastAsia"/>
+          <w:b/>
+          <w:bCs/>
+          <w:szCs w:val="22"/>
+        </w:rPr>
+        <w:t>教育行业开放发展，</w:t>
+      </w:r>
+      <w:r>
+        <w:rPr>
+          <w:rFonts w:hint="eastAsia"/>
+          <w:b/>
+          <w:bCs/>
+          <w:szCs w:val="22"/>
+        </w:rPr>
+        <w:t>慕课教学</w:t>
+      </w:r>
+      <w:r>
+        <w:rPr>
+          <w:rFonts w:hint="eastAsia"/>
+          <w:b/>
+          <w:bCs/>
+          <w:szCs w:val="22"/>
+        </w:rPr>
+        <w:t>丰富</w:t>
+      </w:r>
+      <w:r>
+        <w:rPr>
+          <w:rFonts w:hint="eastAsia"/>
+          <w:b/>
+          <w:bCs/>
+          <w:szCs w:val="22"/>
+        </w:rPr>
+        <w:t>学习</w:t>
+      </w:r>
+      <w:r>
+        <w:rPr>
+          <w:rFonts w:hint="eastAsia"/>
+          <w:b/>
+          <w:bCs/>
+          <w:szCs w:val="22"/>
+        </w:rPr>
+        <w:t>渠道，</w:t>
+      </w:r>
+      <w:r>
+        <w:rPr>
+          <w:rFonts w:hint="eastAsia"/>
+          <w:b/>
+          <w:bCs/>
+          <w:szCs w:val="22"/>
+        </w:rPr>
+        <w:t>促进教育资源</w:t>
+      </w:r>
+      <w:r>
+        <w:rPr>
+          <w:rFonts w:hint="eastAsia"/>
+          <w:b/>
+          <w:bCs/>
+          <w:szCs w:val="22"/>
+        </w:rPr>
+        <w:t>的</w:t>
+      </w:r>
+      <w:r>
+        <w:rPr>
+          <w:rFonts w:hint="eastAsia"/>
+          <w:b/>
+          <w:bCs/>
+          <w:szCs w:val="22"/>
+        </w:rPr>
+        <w:t>共享与公平。</w:t>
+      </w:r>
+      <w:r>
+        <w:rPr>
+          <w:rFonts w:hint="eastAsia"/>
+          <w:szCs w:val="22"/>
+        </w:rPr>
+        <w:t>相比于传统教学</w:t>
+      </w:r>
+      <w:r>
+        <w:rPr>
+          <w:rFonts w:hint="eastAsia"/>
+          <w:szCs w:val="22"/>
+        </w:rPr>
+        <w:t>，</w:t>
+      </w:r>
+      <w:r>
+        <w:rPr>
+          <w:rFonts w:hint="eastAsia"/>
+          <w:szCs w:val="22"/>
+        </w:rPr>
+        <w:t>慕课</w:t>
+      </w:r>
+      <w:r>
+        <w:rPr>
+          <w:rFonts w:hint="eastAsia"/>
+          <w:szCs w:val="22"/>
+        </w:rPr>
+        <w:t>能够</w:t>
+      </w:r>
+      <w:r>
+        <w:rPr>
+          <w:rFonts w:hint="eastAsia"/>
+          <w:szCs w:val="22"/>
+        </w:rPr>
+        <w:t>延展课堂的时间与空间</w:t>
+      </w:r>
+      <w:r>
+        <w:rPr>
+          <w:rFonts w:hint="eastAsia"/>
+          <w:szCs w:val="22"/>
+        </w:rPr>
+        <w:t>，</w:t>
+      </w:r>
+      <w:r>
+        <w:rPr>
+          <w:rFonts w:hint="eastAsia"/>
+          <w:szCs w:val="22"/>
+        </w:rPr>
+        <w:t>带动线上线下的协同教学方式</w:t>
+      </w:r>
+      <w:r>
+        <w:rPr>
+          <w:rFonts w:hint="eastAsia"/>
+          <w:szCs w:val="22"/>
+        </w:rPr>
+        <w:t>，</w:t>
+      </w:r>
+      <w:r>
+        <w:rPr>
+          <w:rFonts w:hint="eastAsia"/>
+          <w:szCs w:val="22"/>
+        </w:rPr>
+        <w:t>使教师变成线上线下混合教学活动的导演和学生学习的教练，而学生则成为更加主动的参与者与运动员</w:t>
+      </w:r>
+      <w:r>
+        <w:rPr>
+          <w:rFonts w:hint="eastAsia"/>
+          <w:szCs w:val="22"/>
+        </w:rPr>
+        <w:t>。同时</w:t>
+      </w:r>
+      <w:r>
+        <w:rPr>
+          <w:szCs w:val="22"/>
+        </w:rPr>
+        <w:t>“慕课西部行计划”面向中西部高校输送优质资源，</w:t>
+      </w:r>
+      <w:r>
+        <w:rPr>
+          <w:rFonts w:hint="eastAsia"/>
+          <w:szCs w:val="22"/>
+        </w:rPr>
+        <w:t>加强</w:t>
+      </w:r>
+      <w:r>
+        <w:rPr>
+          <w:szCs w:val="22"/>
+        </w:rPr>
+        <w:t>东中西部高校深度合作，正有力推动</w:t>
+      </w:r>
+      <w:r>
+        <w:rPr>
+          <w:rFonts w:hint="eastAsia"/>
+          <w:szCs w:val="22"/>
+        </w:rPr>
+        <w:t>着</w:t>
+      </w:r>
+      <w:r>
+        <w:rPr>
+          <w:szCs w:val="22"/>
+        </w:rPr>
+        <w:t>中西部高等教育振兴</w:t>
+      </w:r>
+      <w:r>
+        <w:rPr>
+          <w:rFonts w:hint="eastAsia"/>
+          <w:szCs w:val="22"/>
+        </w:rPr>
+        <w:t>，</w:t>
+      </w:r>
+      <w:r>
+        <w:rPr>
+          <w:rFonts w:hint="eastAsia"/>
+          <w:szCs w:val="22"/>
+        </w:rPr>
+        <w:t>促进教育公平和教育资源的均衡</w:t>
+      </w:r>
+      <w:r>
+        <w:rPr>
+          <w:rFonts w:hint="eastAsia"/>
+          <w:szCs w:val="22"/>
+        </w:rPr>
+        <w:t>，</w:t>
+      </w:r>
+      <w:r>
+        <w:rPr>
+          <w:szCs w:val="22"/>
+        </w:rPr>
+        <w:t>更好</w:t>
+      </w:r>
+      <w:r>
+        <w:rPr>
+          <w:rFonts w:hint="eastAsia"/>
+          <w:szCs w:val="22"/>
+        </w:rPr>
+        <w:t>地</w:t>
+      </w:r>
+      <w:r>
+        <w:rPr>
+          <w:szCs w:val="22"/>
+        </w:rPr>
+        <w:t>服务西部高质量发展。</w:t>
       </w:r>
     </w:p>
     <w:sectPr>
